--- a/Documents/AUTH-001 Documentación Firebase.docx
+++ b/Documents/AUTH-001 Documentación Firebase.docx
@@ -230,7 +230,7 @@
           <w:sz w:val="36"/>
           <w:szCs w:val="36"/>
         </w:rPr>
-        <w:t>The Stallions Team</w:t>
+        <w:t>Wani Connect</w:t>
       </w:r>
     </w:p>
     <w:p>
@@ -1738,43 +1738,7 @@
           <w:sz w:val="24"/>
           <w:szCs w:val="24"/>
         </w:rPr>
-        <w:t xml:space="preserve">Desde el punto de vista de la arquitectura, el backend está desarrollado con Spring Boot 4.1.0 y Java 21, y el frontend es una aplicación </w:t>
-      </w:r>
-      <w:proofErr w:type="spellStart"/>
-      <w:r>
-        <w:rPr>
-          <w:rFonts w:eastAsia="Times New Roman" w:cs="Times New Roman"/>
-          <w:sz w:val="24"/>
-          <w:szCs w:val="24"/>
-        </w:rPr>
-        <w:t>React</w:t>
-      </w:r>
-      <w:proofErr w:type="spellEnd"/>
-      <w:r>
-        <w:rPr>
-          <w:rFonts w:eastAsia="Times New Roman" w:cs="Times New Roman"/>
-          <w:sz w:val="24"/>
-          <w:szCs w:val="24"/>
-        </w:rPr>
-        <w:t xml:space="preserve"> Native (Expo). La verificación de los tokens de Firebase se realiza de forma exclusiva en el backend mediante el SDK de administración de Firebase (</w:t>
-      </w:r>
-      <w:proofErr w:type="spellStart"/>
-      <w:r>
-        <w:rPr>
-          <w:rFonts w:eastAsia="Times New Roman" w:cs="Times New Roman"/>
-          <w:sz w:val="24"/>
-          <w:szCs w:val="24"/>
-        </w:rPr>
-        <w:t>firebase-admin</w:t>
-      </w:r>
-      <w:proofErr w:type="spellEnd"/>
-      <w:r>
-        <w:rPr>
-          <w:rFonts w:eastAsia="Times New Roman" w:cs="Times New Roman"/>
-          <w:sz w:val="24"/>
-          <w:szCs w:val="24"/>
-        </w:rPr>
-        <w:t xml:space="preserve"> 9.3.0), de modo que el frontend nunca confía directamente en la identidad declarada del usuario sin que esta haya sido validada por el servidor.</w:t>
+        <w:t>Desde el punto de vista de la arquitectura, el backend está desarrollado con Spring Boot 4.1.0 y Java 21, y el frontend es una aplicación React Native (Expo). La verificación de los tokens de Firebase se realiza de forma exclusiva en el backend mediante el SDK de administración de Firebase (firebase-admin 9.3.0), de modo que el frontend nunca confía directamente en la identidad declarada del usuario sin que esta haya sido validada por el servidor.</w:t>
       </w:r>
     </w:p>
     <w:p>
@@ -1858,111 +1822,21 @@
           <w:sz w:val="24"/>
           <w:szCs w:val="24"/>
         </w:rPr>
-        <w:t xml:space="preserve">El primer paso para integrar Firebase fue la creación de un proyecto en la consola de Firebase (Firebase Console), el cual actúa como contenedor de los diferentes servicios de Google que utiliza la aplicación. Durante la creación del proyecto se habilitaron los servicios de autenticación (Firebase Authentication) y mensajería en la nube (Firebase Cloud </w:t>
+        <w:t>El primer paso para integrar Firebase fue la creación de un proyecto en la consola de Firebase (Firebase Console), el cual actúa como contenedor de los diferentes servicios de Google que utiliza la aplicación. Durante la creación del proyecto se habilitaron los servicios de autenticación (Firebase Authentication) y mensajería en la nube (Firebase Cloud Messaging), este último empleado para el envío de notificaciones push. La consola proporcionó los identificadores y claves públicas del proyecto (API key, Project ID, etc.) que posteriormente se utilizaron tanto en el frontend como en el backend.</w:t>
       </w:r>
-      <w:proofErr w:type="spellStart"/>
+    </w:p>
+    <w:p>
+      <w:pPr>
+        <w:spacing w:line="360" w:lineRule="auto"/>
+        <w:ind w:firstLine="720"/>
+      </w:pPr>
       <w:r>
         <w:rPr>
           <w:rFonts w:eastAsia="Times New Roman" w:cs="Times New Roman"/>
           <w:sz w:val="24"/>
           <w:szCs w:val="24"/>
         </w:rPr>
-        <w:t>Messaging</w:t>
-      </w:r>
-      <w:proofErr w:type="spellEnd"/>
-      <w:r>
-        <w:rPr>
-          <w:rFonts w:eastAsia="Times New Roman" w:cs="Times New Roman"/>
-          <w:sz w:val="24"/>
-          <w:szCs w:val="24"/>
-        </w:rPr>
-        <w:t xml:space="preserve">), este último empleado para el envío de notificaciones </w:t>
-      </w:r>
-      <w:proofErr w:type="spellStart"/>
-      <w:r>
-        <w:rPr>
-          <w:rFonts w:eastAsia="Times New Roman" w:cs="Times New Roman"/>
-          <w:sz w:val="24"/>
-          <w:szCs w:val="24"/>
-        </w:rPr>
-        <w:t>push</w:t>
-      </w:r>
-      <w:proofErr w:type="spellEnd"/>
-      <w:r>
-        <w:rPr>
-          <w:rFonts w:eastAsia="Times New Roman" w:cs="Times New Roman"/>
-          <w:sz w:val="24"/>
-          <w:szCs w:val="24"/>
-        </w:rPr>
-        <w:t xml:space="preserve">. La consola proporcionó los identificadores y claves públicas del proyecto (API </w:t>
-      </w:r>
-      <w:proofErr w:type="spellStart"/>
-      <w:r>
-        <w:rPr>
-          <w:rFonts w:eastAsia="Times New Roman" w:cs="Times New Roman"/>
-          <w:sz w:val="24"/>
-          <w:szCs w:val="24"/>
-        </w:rPr>
-        <w:t>key</w:t>
-      </w:r>
-      <w:proofErr w:type="spellEnd"/>
-      <w:r>
-        <w:rPr>
-          <w:rFonts w:eastAsia="Times New Roman" w:cs="Times New Roman"/>
-          <w:sz w:val="24"/>
-          <w:szCs w:val="24"/>
-        </w:rPr>
-        <w:t>, Project ID, etc.) que posteriormente se utilizaron tanto en el frontend como en el backend.</w:t>
-      </w:r>
-    </w:p>
-    <w:p>
-      <w:pPr>
-        <w:spacing w:line="360" w:lineRule="auto"/>
-        <w:ind w:firstLine="720"/>
-      </w:pPr>
-      <w:r>
-        <w:rPr>
-          <w:rFonts w:eastAsia="Times New Roman" w:cs="Times New Roman"/>
-          <w:sz w:val="24"/>
-          <w:szCs w:val="24"/>
-        </w:rPr>
-        <w:t>Para el backend se generó una cuenta de servicio (</w:t>
-      </w:r>
-      <w:proofErr w:type="spellStart"/>
-      <w:r>
-        <w:rPr>
-          <w:rFonts w:eastAsia="Times New Roman" w:cs="Times New Roman"/>
-          <w:sz w:val="24"/>
-          <w:szCs w:val="24"/>
-        </w:rPr>
-        <w:t>service</w:t>
-      </w:r>
-      <w:proofErr w:type="spellEnd"/>
-      <w:r>
-        <w:rPr>
-          <w:rFonts w:eastAsia="Times New Roman" w:cs="Times New Roman"/>
-          <w:sz w:val="24"/>
-          <w:szCs w:val="24"/>
-        </w:rPr>
-        <w:t xml:space="preserve"> </w:t>
-      </w:r>
-      <w:proofErr w:type="spellStart"/>
-      <w:r>
-        <w:rPr>
-          <w:rFonts w:eastAsia="Times New Roman" w:cs="Times New Roman"/>
-          <w:sz w:val="24"/>
-          <w:szCs w:val="24"/>
-        </w:rPr>
-        <w:t>account</w:t>
-      </w:r>
-      <w:proofErr w:type="spellEnd"/>
-      <w:r>
-        <w:rPr>
-          <w:rFonts w:eastAsia="Times New Roman" w:cs="Times New Roman"/>
-          <w:sz w:val="24"/>
-          <w:szCs w:val="24"/>
-        </w:rPr>
-        <w:t>), cuyo archivo de credenciales en formato JSON se incorporó a los recursos del proyecto. Este archivo permite al servidor autenticarse de forma segura ante los servicios de Firebase mediante el SDK de administración. Este archivo contiene información sensible</w:t>
+        <w:t>Para el backend se generó una cuenta de servicio (service account), cuyo archivo de credenciales en formato JSON se incorporó a los recursos del proyecto. Este archivo permite al servidor autenticarse de forma segura ante los servicios de Firebase mediante el SDK de administración. Este archivo contiene información sensible</w:t>
       </w:r>
       <w:r>
         <w:rPr>
@@ -2008,25 +1882,7 @@
           <w:sz w:val="24"/>
           <w:szCs w:val="24"/>
         </w:rPr>
-        <w:t xml:space="preserve">El proyecto tiene habilitados dos métodos principales de autenticación en Firebase Authentication: el correo electrónico con contraseña y el inicio de sesión con Google. La validación de las credenciales se delega en su totalidad al backend de la aplicación, de modo </w:t>
-      </w:r>
-      <w:proofErr w:type="gramStart"/>
-      <w:r>
-        <w:rPr>
-          <w:rFonts w:eastAsia="Times New Roman" w:cs="Times New Roman"/>
-          <w:sz w:val="24"/>
-          <w:szCs w:val="24"/>
-        </w:rPr>
-        <w:t>que</w:t>
-      </w:r>
-      <w:proofErr w:type="gramEnd"/>
-      <w:r>
-        <w:rPr>
-          <w:rFonts w:eastAsia="Times New Roman" w:cs="Times New Roman"/>
-          <w:sz w:val="24"/>
-          <w:szCs w:val="24"/>
-        </w:rPr>
-        <w:t xml:space="preserve"> aunque Firebase actúa como proveedor de identidad, es el servidor quien confirma la validez de cada token y gestiona la persistencia del usuario en su base de datos. La siguiente tabla resume los métodos de autenticación utilizados por el sistema:</w:t>
+        <w:t>El proyecto tiene habilitados dos métodos principales de autenticación en Firebase Authentication: el correo electrónico con contraseña y el inicio de sesión con Google. La validación de las credenciales se delega en su totalidad al backend de la aplicación, de modo que aunque Firebase actúa como proveedor de identidad, es el servidor quien confirma la validez de cada token y gestiona la persistencia del usuario en su base de datos. La siguiente tabla resume los métodos de autenticación utilizados por el sistema:</w:t>
       </w:r>
     </w:p>
     <w:p/>
@@ -2212,17 +2068,8 @@
                 <w:rFonts w:eastAsia="Times New Roman" w:cs="Times New Roman"/>
                 <w:sz w:val="22"/>
               </w:rPr>
-              <w:t xml:space="preserve">Registro e inicio de sesión con credenciales locales; la contraseña se almacena con </w:t>
-            </w:r>
-            <w:proofErr w:type="spellStart"/>
-            <w:r>
-              <w:rPr>
-                <w:rFonts w:eastAsia="Times New Roman" w:cs="Times New Roman"/>
-                <w:sz w:val="22"/>
-              </w:rPr>
-              <w:t>BCrypt</w:t>
-            </w:r>
-            <w:proofErr w:type="spellEnd"/>
+              <w:t>Registro e inicio de sesión con credenciales locales; la contraseña se almacena con BCrypt</w:t>
+            </w:r>
           </w:p>
         </w:tc>
       </w:tr>
@@ -2534,89 +2381,7 @@
           <w:sz w:val="24"/>
           <w:szCs w:val="24"/>
         </w:rPr>
-        <w:t>En el backend, la integración se lleva a cabo mediante el SDK de administración de Firebase (</w:t>
-      </w:r>
-      <w:proofErr w:type="spellStart"/>
-      <w:r>
-        <w:rPr>
-          <w:rFonts w:eastAsia="Times New Roman" w:cs="Times New Roman"/>
-          <w:sz w:val="24"/>
-          <w:szCs w:val="24"/>
-        </w:rPr>
-        <w:t>firebase-admin</w:t>
-      </w:r>
-      <w:proofErr w:type="spellEnd"/>
-      <w:r>
-        <w:rPr>
-          <w:rFonts w:eastAsia="Times New Roman" w:cs="Times New Roman"/>
-          <w:sz w:val="24"/>
-          <w:szCs w:val="24"/>
-        </w:rPr>
-        <w:t xml:space="preserve"> 9.3.0), declarado como dependencia en el archivo de construcción del proyecto (pom.xml). La inicialización se realiza en una clase de configuración dedicada mediante la anotación @PostConstruct. El proceso de inicialización es idempotente: solo se ejecuta si aún no existe una instancia de </w:t>
-      </w:r>
-      <w:proofErr w:type="spellStart"/>
-      <w:r>
-        <w:rPr>
-          <w:rFonts w:eastAsia="Times New Roman" w:cs="Times New Roman"/>
-          <w:sz w:val="24"/>
-          <w:szCs w:val="24"/>
-        </w:rPr>
-        <w:t>FirebaseApp</w:t>
-      </w:r>
-      <w:proofErr w:type="spellEnd"/>
-      <w:r>
-        <w:rPr>
-          <w:rFonts w:eastAsia="Times New Roman" w:cs="Times New Roman"/>
-          <w:sz w:val="24"/>
-          <w:szCs w:val="24"/>
-        </w:rPr>
-        <w:t xml:space="preserve">. Para cargar las credenciales de la cuenta de servicio, el componente resuelve, en orden, la variable de entorno FIREBASE_CREDENTIALS_JSON (que contiene el JSON de la cuenta de servicio como cadena) y, en segundo lugar, el archivo </w:t>
-      </w:r>
-      <w:proofErr w:type="spellStart"/>
-      <w:r>
-        <w:rPr>
-          <w:rFonts w:eastAsia="Times New Roman" w:cs="Times New Roman"/>
-          <w:sz w:val="24"/>
-          <w:szCs w:val="24"/>
-        </w:rPr>
-        <w:t>firebase-</w:t>
-      </w:r>
-      <w:proofErr w:type="gramStart"/>
-      <w:r>
-        <w:rPr>
-          <w:rFonts w:eastAsia="Times New Roman" w:cs="Times New Roman"/>
-          <w:sz w:val="24"/>
-          <w:szCs w:val="24"/>
-        </w:rPr>
-        <w:t>credentials.json</w:t>
-      </w:r>
-      <w:proofErr w:type="spellEnd"/>
-      <w:proofErr w:type="gramEnd"/>
-      <w:r>
-        <w:rPr>
-          <w:rFonts w:eastAsia="Times New Roman" w:cs="Times New Roman"/>
-          <w:sz w:val="24"/>
-          <w:szCs w:val="24"/>
-        </w:rPr>
-        <w:t xml:space="preserve"> presente en el </w:t>
-      </w:r>
-      <w:proofErr w:type="spellStart"/>
-      <w:r>
-        <w:rPr>
-          <w:rFonts w:eastAsia="Times New Roman" w:cs="Times New Roman"/>
-          <w:sz w:val="24"/>
-          <w:szCs w:val="24"/>
-        </w:rPr>
-        <w:t>classpath</w:t>
-      </w:r>
-      <w:proofErr w:type="spellEnd"/>
-      <w:r>
-        <w:rPr>
-          <w:rFonts w:eastAsia="Times New Roman" w:cs="Times New Roman"/>
-          <w:sz w:val="24"/>
-          <w:szCs w:val="24"/>
-        </w:rPr>
-        <w:t>. Si ninguno de los dos está disponible, el sistema lanza un error indicando que el archivo de credenciales no fue encontrado.</w:t>
+        <w:t>En el backend, la integración se lleva a cabo mediante el SDK de administración de Firebase (firebase-admin 9.3.0), declarado como dependencia en el archivo de construcción del proyecto (pom.xml). La inicialización se realiza en una clase de configuración dedicada mediante la anotación @PostConstruct. El proceso de inicialización es idempotente: solo se ejecuta si aún no existe una instancia de FirebaseApp. Para cargar las credenciales de la cuenta de servicio, el componente resuelve, en orden, la variable de entorno FIREBASE_CREDENTIALS_JSON (que contiene el JSON de la cuenta de servicio como cadena) y, en segundo lugar, el archivo firebase-credentials.json presente en el classpath. Si ninguno de los dos está disponible, el sistema lanza un error indicando que el archivo de credenciales no fue encontrado.</w:t>
       </w:r>
     </w:p>
     <w:p>
@@ -2642,107 +2407,7 @@
           <w:sz w:val="24"/>
           <w:szCs w:val="24"/>
         </w:rPr>
-        <w:t xml:space="preserve">En el frontend, desarrollado con </w:t>
-      </w:r>
-      <w:proofErr w:type="spellStart"/>
-      <w:r>
-        <w:rPr>
-          <w:rFonts w:eastAsia="Times New Roman" w:cs="Times New Roman"/>
-          <w:sz w:val="24"/>
-          <w:szCs w:val="24"/>
-        </w:rPr>
-        <w:t>React</w:t>
-      </w:r>
-      <w:proofErr w:type="spellEnd"/>
-      <w:r>
-        <w:rPr>
-          <w:rFonts w:eastAsia="Times New Roman" w:cs="Times New Roman"/>
-          <w:sz w:val="24"/>
-          <w:szCs w:val="24"/>
-        </w:rPr>
-        <w:t xml:space="preserve"> Native y Expo, la integración se realiza mediante el SDK de JavaScript de Firebase (</w:t>
-      </w:r>
-      <w:proofErr w:type="spellStart"/>
-      <w:r>
-        <w:rPr>
-          <w:rFonts w:eastAsia="Times New Roman" w:cs="Times New Roman"/>
-          <w:sz w:val="24"/>
-          <w:szCs w:val="24"/>
-        </w:rPr>
-        <w:t>firebase</w:t>
-      </w:r>
-      <w:proofErr w:type="spellEnd"/>
-      <w:r>
-        <w:rPr>
-          <w:rFonts w:eastAsia="Times New Roman" w:cs="Times New Roman"/>
-          <w:sz w:val="24"/>
-          <w:szCs w:val="24"/>
-        </w:rPr>
-        <w:t xml:space="preserve"> 12.16.0). La configuración de la aplicación se centraliza en el archivo firebaseConfig.js, que inicializa Firebase con las variables de entorno EXPO_PUBLIC_FIREBASE_*. Dado que la aplicación admite las plataformas web y móvil (iOS y Android), la inicialización de la autenticación es dependiente de la plataforma: en la web se utiliza la autenticación por defecto del navegador, mientras que en dispositivos móviles se emplea </w:t>
-      </w:r>
-      <w:proofErr w:type="spellStart"/>
-      <w:r>
-        <w:rPr>
-          <w:rFonts w:eastAsia="Times New Roman" w:cs="Times New Roman"/>
-          <w:sz w:val="24"/>
-          <w:szCs w:val="24"/>
-        </w:rPr>
-        <w:t>initializeAuth</w:t>
-      </w:r>
-      <w:proofErr w:type="spellEnd"/>
-      <w:r>
-        <w:rPr>
-          <w:rFonts w:eastAsia="Times New Roman" w:cs="Times New Roman"/>
-          <w:sz w:val="24"/>
-          <w:szCs w:val="24"/>
-        </w:rPr>
-        <w:t xml:space="preserve"> con persistencia basada en </w:t>
-      </w:r>
-      <w:proofErr w:type="spellStart"/>
-      <w:r>
-        <w:rPr>
-          <w:rFonts w:eastAsia="Times New Roman" w:cs="Times New Roman"/>
-          <w:sz w:val="24"/>
-          <w:szCs w:val="24"/>
-        </w:rPr>
-        <w:t>AsyncStorage</w:t>
-      </w:r>
-      <w:proofErr w:type="spellEnd"/>
-      <w:r>
-        <w:rPr>
-          <w:rFonts w:eastAsia="Times New Roman" w:cs="Times New Roman"/>
-          <w:sz w:val="24"/>
-          <w:szCs w:val="24"/>
-        </w:rPr>
-        <w:t xml:space="preserve"> para conservar el estado de sesión. Para la plataforma Android también se gestiona el archivo </w:t>
-      </w:r>
-      <w:proofErr w:type="spellStart"/>
-      <w:r>
-        <w:rPr>
-          <w:rFonts w:eastAsia="Times New Roman" w:cs="Times New Roman"/>
-          <w:sz w:val="24"/>
-          <w:szCs w:val="24"/>
-        </w:rPr>
-        <w:t>google-</w:t>
-      </w:r>
-      <w:proofErr w:type="gramStart"/>
-      <w:r>
-        <w:rPr>
-          <w:rFonts w:eastAsia="Times New Roman" w:cs="Times New Roman"/>
-          <w:sz w:val="24"/>
-          <w:szCs w:val="24"/>
-        </w:rPr>
-        <w:t>services.json</w:t>
-      </w:r>
-      <w:proofErr w:type="spellEnd"/>
-      <w:proofErr w:type="gramEnd"/>
-      <w:r>
-        <w:rPr>
-          <w:rFonts w:eastAsia="Times New Roman" w:cs="Times New Roman"/>
-          <w:sz w:val="24"/>
-          <w:szCs w:val="24"/>
-        </w:rPr>
-        <w:t>, que se referencia desde la configuración de la aplicación.</w:t>
+        <w:t>En el frontend, desarrollado con React Native y Expo, la integración se realiza mediante el SDK de JavaScript de Firebase (firebase 12.16.0). La configuración de la aplicación se centraliza en el archivo firebaseConfig.js, que inicializa Firebase con las variables de entorno EXPO_PUBLIC_FIREBASE_*. Dado que la aplicación admite las plataformas web y móvil (iOS y Android), la inicialización de la autenticación es dependiente de la plataforma: en la web se utiliza la autenticación por defecto del navegador, mientras que en dispositivos móviles se emplea initializeAuth con persistencia basada en AsyncStorage para conservar el estado de sesión. Para la plataforma Android también se gestiona el archivo google-services.json, que se referencia desde la configuración de la aplicación.</w:t>
       </w:r>
     </w:p>
     <w:p>
@@ -2761,187 +2426,7 @@
           <w:sz w:val="24"/>
           <w:szCs w:val="24"/>
         </w:rPr>
-        <w:t>El flujo en el frontend consiste en solicitar al usuario su cuenta de Google, obtener un token de identificación de Firebase (Firebase ID Token) y enviarlo al backend. En la web se emplea el inicio de sesión mediante ventana emergente (</w:t>
-      </w:r>
-      <w:proofErr w:type="spellStart"/>
-      <w:r>
-        <w:rPr>
-          <w:rFonts w:eastAsia="Times New Roman" w:cs="Times New Roman"/>
-          <w:sz w:val="24"/>
-          <w:szCs w:val="24"/>
-        </w:rPr>
-        <w:t>signInWithPopup</w:t>
-      </w:r>
-      <w:proofErr w:type="spellEnd"/>
-      <w:r>
-        <w:rPr>
-          <w:rFonts w:eastAsia="Times New Roman" w:cs="Times New Roman"/>
-          <w:sz w:val="24"/>
-          <w:szCs w:val="24"/>
-        </w:rPr>
-        <w:t xml:space="preserve">) con un </w:t>
-      </w:r>
-      <w:proofErr w:type="spellStart"/>
-      <w:r>
-        <w:rPr>
-          <w:rFonts w:eastAsia="Times New Roman" w:cs="Times New Roman"/>
-          <w:sz w:val="24"/>
-          <w:szCs w:val="24"/>
-        </w:rPr>
-        <w:t>GoogleAuthProvider</w:t>
-      </w:r>
-      <w:proofErr w:type="spellEnd"/>
-      <w:r>
-        <w:rPr>
-          <w:rFonts w:eastAsia="Times New Roman" w:cs="Times New Roman"/>
-          <w:sz w:val="24"/>
-          <w:szCs w:val="24"/>
-        </w:rPr>
-        <w:t>, mientras que en dispositivos móviles se utiliza el SDK nativo de inicio de sesión de Google (</w:t>
-      </w:r>
-      <w:proofErr w:type="spellStart"/>
-      <w:r>
-        <w:rPr>
-          <w:rFonts w:eastAsia="Times New Roman" w:cs="Times New Roman"/>
-          <w:sz w:val="24"/>
-          <w:szCs w:val="24"/>
-        </w:rPr>
-        <w:t>react</w:t>
-      </w:r>
-      <w:proofErr w:type="spellEnd"/>
-      <w:r>
-        <w:rPr>
-          <w:rFonts w:eastAsia="Times New Roman" w:cs="Times New Roman"/>
-          <w:sz w:val="24"/>
-          <w:szCs w:val="24"/>
-        </w:rPr>
-        <w:t>-native-</w:t>
-      </w:r>
-      <w:proofErr w:type="spellStart"/>
-      <w:r>
-        <w:rPr>
-          <w:rFonts w:eastAsia="Times New Roman" w:cs="Times New Roman"/>
-          <w:sz w:val="24"/>
-          <w:szCs w:val="24"/>
-        </w:rPr>
-        <w:t>google</w:t>
-      </w:r>
-      <w:proofErr w:type="spellEnd"/>
-      <w:r>
-        <w:rPr>
-          <w:rFonts w:eastAsia="Times New Roman" w:cs="Times New Roman"/>
-          <w:sz w:val="24"/>
-          <w:szCs w:val="24"/>
-        </w:rPr>
-        <w:t>-</w:t>
-      </w:r>
-      <w:proofErr w:type="spellStart"/>
-      <w:r>
-        <w:rPr>
-          <w:rFonts w:eastAsia="Times New Roman" w:cs="Times New Roman"/>
-          <w:sz w:val="24"/>
-          <w:szCs w:val="24"/>
-        </w:rPr>
-        <w:t>signin</w:t>
-      </w:r>
-      <w:proofErr w:type="spellEnd"/>
-      <w:r>
-        <w:rPr>
-          <w:rFonts w:eastAsia="Times New Roman" w:cs="Times New Roman"/>
-          <w:sz w:val="24"/>
-          <w:szCs w:val="24"/>
-        </w:rPr>
-        <w:t xml:space="preserve">) y, posteriormente, se intercambia la credencial en Firebase mediante </w:t>
-      </w:r>
-      <w:proofErr w:type="spellStart"/>
-      <w:r>
-        <w:rPr>
-          <w:rFonts w:eastAsia="Times New Roman" w:cs="Times New Roman"/>
-          <w:sz w:val="24"/>
-          <w:szCs w:val="24"/>
-        </w:rPr>
-        <w:t>signInWithCredential</w:t>
-      </w:r>
-      <w:proofErr w:type="spellEnd"/>
-      <w:r>
-        <w:rPr>
-          <w:rFonts w:eastAsia="Times New Roman" w:cs="Times New Roman"/>
-          <w:sz w:val="24"/>
-          <w:szCs w:val="24"/>
-        </w:rPr>
-        <w:t xml:space="preserve"> para obtener el token correspondiente. Finalmente, el token de identificación se envía al </w:t>
-      </w:r>
-      <w:proofErr w:type="spellStart"/>
-      <w:r>
-        <w:rPr>
-          <w:rFonts w:eastAsia="Times New Roman" w:cs="Times New Roman"/>
-          <w:sz w:val="24"/>
-          <w:szCs w:val="24"/>
-        </w:rPr>
-        <w:t>endpoint</w:t>
-      </w:r>
-      <w:proofErr w:type="spellEnd"/>
-      <w:r>
-        <w:rPr>
-          <w:rFonts w:eastAsia="Times New Roman" w:cs="Times New Roman"/>
-          <w:sz w:val="24"/>
-          <w:szCs w:val="24"/>
-        </w:rPr>
-        <w:t xml:space="preserve"> /api/</w:t>
-      </w:r>
-      <w:proofErr w:type="spellStart"/>
-      <w:r>
-        <w:rPr>
-          <w:rFonts w:eastAsia="Times New Roman" w:cs="Times New Roman"/>
-          <w:sz w:val="24"/>
-          <w:szCs w:val="24"/>
-        </w:rPr>
-        <w:t>auth</w:t>
-      </w:r>
-      <w:proofErr w:type="spellEnd"/>
-      <w:r>
-        <w:rPr>
-          <w:rFonts w:eastAsia="Times New Roman" w:cs="Times New Roman"/>
-          <w:sz w:val="24"/>
-          <w:szCs w:val="24"/>
-        </w:rPr>
-        <w:t>/</w:t>
-      </w:r>
-      <w:proofErr w:type="spellStart"/>
-      <w:r>
-        <w:rPr>
-          <w:rFonts w:eastAsia="Times New Roman" w:cs="Times New Roman"/>
-          <w:sz w:val="24"/>
-          <w:szCs w:val="24"/>
-        </w:rPr>
-        <w:t>google</w:t>
-      </w:r>
-      <w:proofErr w:type="spellEnd"/>
-      <w:r>
-        <w:rPr>
-          <w:rFonts w:eastAsia="Times New Roman" w:cs="Times New Roman"/>
-          <w:sz w:val="24"/>
-          <w:szCs w:val="24"/>
-        </w:rPr>
-        <w:t xml:space="preserve"> en el cuerpo de la solicitud bajo la propiedad </w:t>
-      </w:r>
-      <w:proofErr w:type="spellStart"/>
-      <w:r>
-        <w:rPr>
-          <w:rFonts w:eastAsia="Times New Roman" w:cs="Times New Roman"/>
-          <w:sz w:val="24"/>
-          <w:szCs w:val="24"/>
-        </w:rPr>
-        <w:t>idToken</w:t>
-      </w:r>
-      <w:proofErr w:type="spellEnd"/>
-      <w:r>
-        <w:rPr>
-          <w:rFonts w:eastAsia="Times New Roman" w:cs="Times New Roman"/>
-          <w:sz w:val="24"/>
-          <w:szCs w:val="24"/>
-        </w:rPr>
-        <w:t>.</w:t>
+        <w:t>El flujo en el frontend consiste en solicitar al usuario su cuenta de Google, obtener un token de identificación de Firebase (Firebase ID Token) y enviarlo al backend. En la web se emplea el inicio de sesión mediante ventana emergente (signInWithPopup) con un GoogleAuthProvider, mientras que en dispositivos móviles se utiliza el SDK nativo de inicio de sesión de Google (react-native-google-signin) y, posteriormente, se intercambia la credencial en Firebase mediante signInWithCredential para obtener el token correspondiente. Finalmente, el token de identificación se envía al endpoint /api/auth/google en el cuerpo de la solicitud bajo la propiedad idToken.</w:t>
       </w:r>
     </w:p>
     <w:p>
@@ -2990,117 +2475,7 @@
           <w:sz w:val="24"/>
           <w:szCs w:val="24"/>
         </w:rPr>
-        <w:t xml:space="preserve">La seguridad en la aplicación se gestiona principalmente a nivel del backend y de la propia infraestructura de Firebase Authentication, más que mediante reglas de </w:t>
-      </w:r>
-      <w:proofErr w:type="spellStart"/>
-      <w:r>
-        <w:rPr>
-          <w:rFonts w:eastAsia="Times New Roman" w:cs="Times New Roman"/>
-          <w:sz w:val="24"/>
-          <w:szCs w:val="24"/>
-        </w:rPr>
-        <w:t>Firestore</w:t>
-      </w:r>
-      <w:proofErr w:type="spellEnd"/>
-      <w:r>
-        <w:rPr>
-          <w:rFonts w:eastAsia="Times New Roman" w:cs="Times New Roman"/>
-          <w:sz w:val="24"/>
-          <w:szCs w:val="24"/>
-        </w:rPr>
-        <w:t xml:space="preserve"> o </w:t>
-      </w:r>
-      <w:proofErr w:type="spellStart"/>
-      <w:r>
-        <w:rPr>
-          <w:rFonts w:eastAsia="Times New Roman" w:cs="Times New Roman"/>
-          <w:sz w:val="24"/>
-          <w:szCs w:val="24"/>
-        </w:rPr>
-        <w:t>Realtime</w:t>
-      </w:r>
-      <w:proofErr w:type="spellEnd"/>
-      <w:r>
-        <w:rPr>
-          <w:rFonts w:eastAsia="Times New Roman" w:cs="Times New Roman"/>
-          <w:sz w:val="24"/>
-          <w:szCs w:val="24"/>
-        </w:rPr>
-        <w:t xml:space="preserve"> </w:t>
-      </w:r>
-      <w:proofErr w:type="spellStart"/>
-      <w:r>
-        <w:rPr>
-          <w:rFonts w:eastAsia="Times New Roman" w:cs="Times New Roman"/>
-          <w:sz w:val="24"/>
-          <w:szCs w:val="24"/>
-        </w:rPr>
-        <w:t>Database</w:t>
-      </w:r>
-      <w:proofErr w:type="spellEnd"/>
-      <w:r>
-        <w:rPr>
-          <w:rFonts w:eastAsia="Times New Roman" w:cs="Times New Roman"/>
-          <w:sz w:val="24"/>
-          <w:szCs w:val="24"/>
-        </w:rPr>
-        <w:t>, dado que el proyecto no utiliza estos servicios para la persistencia de datos. Las validaciones de identidad se delegan al servidor, que verifica cada token entrante mediante el SDK de administración. En el lado del cliente, la configuración de Expo utiliza variables de entorno de solo lectura (prefijo EXPO_PUBLIC_) para evitar la exposición de información sensible en el código fuente. Asimismo, los archivos de credenciales de la cuenta de servicio (</w:t>
-      </w:r>
-      <w:proofErr w:type="spellStart"/>
-      <w:r>
-        <w:rPr>
-          <w:rFonts w:eastAsia="Times New Roman" w:cs="Times New Roman"/>
-          <w:sz w:val="24"/>
-          <w:szCs w:val="24"/>
-        </w:rPr>
-        <w:t>firebase-</w:t>
-      </w:r>
-      <w:proofErr w:type="gramStart"/>
-      <w:r>
-        <w:rPr>
-          <w:rFonts w:eastAsia="Times New Roman" w:cs="Times New Roman"/>
-          <w:sz w:val="24"/>
-          <w:szCs w:val="24"/>
-        </w:rPr>
-        <w:t>credentials.json</w:t>
-      </w:r>
-      <w:proofErr w:type="spellEnd"/>
-      <w:proofErr w:type="gramEnd"/>
-      <w:r>
-        <w:rPr>
-          <w:rFonts w:eastAsia="Times New Roman" w:cs="Times New Roman"/>
-          <w:sz w:val="24"/>
-          <w:szCs w:val="24"/>
-        </w:rPr>
-        <w:t xml:space="preserve">) y </w:t>
-      </w:r>
-      <w:proofErr w:type="spellStart"/>
-      <w:r>
-        <w:rPr>
-          <w:rFonts w:eastAsia="Times New Roman" w:cs="Times New Roman"/>
-          <w:sz w:val="24"/>
-          <w:szCs w:val="24"/>
-        </w:rPr>
-        <w:t>google-</w:t>
-      </w:r>
-      <w:proofErr w:type="gramStart"/>
-      <w:r>
-        <w:rPr>
-          <w:rFonts w:eastAsia="Times New Roman" w:cs="Times New Roman"/>
-          <w:sz w:val="24"/>
-          <w:szCs w:val="24"/>
-        </w:rPr>
-        <w:t>services.json</w:t>
-      </w:r>
-      <w:proofErr w:type="spellEnd"/>
-      <w:proofErr w:type="gramEnd"/>
-      <w:r>
-        <w:rPr>
-          <w:rFonts w:eastAsia="Times New Roman" w:cs="Times New Roman"/>
-          <w:sz w:val="24"/>
-          <w:szCs w:val="24"/>
-        </w:rPr>
-        <w:t xml:space="preserve"> están excluidos del control de versiones, lo que evita que secretos queden expuestos en el repositorio.</w:t>
+        <w:t>La seguridad en la aplicación se gestiona principalmente a nivel del backend y de la propia infraestructura de Firebase Authentication, más que mediante reglas de Firestore o Realtime Database, dado que el proyecto no utiliza estos servicios para la persistencia de datos. Las validaciones de identidad se delegan al servidor, que verifica cada token entrante mediante el SDK de administración. En el lado del cliente, la configuración de Expo utiliza variables de entorno de solo lectura (prefijo EXPO_PUBLIC_) para evitar la exposición de información sensible en el código fuente. Asimismo, los archivos de credenciales de la cuenta de servicio (firebase-credentials.json) y google-services.json están excluidos del control de versiones, lo que evita que secretos queden expuestos en el repositorio.</w:t>
       </w:r>
     </w:p>
     <w:p>
@@ -3152,53 +2527,7 @@
           <w:sz w:val="24"/>
           <w:szCs w:val="24"/>
         </w:rPr>
-        <w:t>El token de identificación de Firebase (Firebase ID Token) es un token firmado que Firebase emite una vez que el usuario se autentica correctamente. Este token contiene las declaraciones sobre la identidad del usuario, como su identificador único (</w:t>
-      </w:r>
-      <w:proofErr w:type="spellStart"/>
-      <w:r>
-        <w:rPr>
-          <w:rFonts w:eastAsia="Times New Roman" w:cs="Times New Roman"/>
-          <w:sz w:val="24"/>
-          <w:szCs w:val="24"/>
-        </w:rPr>
-        <w:t>uid</w:t>
-      </w:r>
-      <w:proofErr w:type="spellEnd"/>
-      <w:r>
-        <w:rPr>
-          <w:rFonts w:eastAsia="Times New Roman" w:cs="Times New Roman"/>
-          <w:sz w:val="24"/>
-          <w:szCs w:val="24"/>
-        </w:rPr>
-        <w:t xml:space="preserve">), su correo electrónico, su nombre y su fotografía. El frontend obtiene este token mediante el método </w:t>
-      </w:r>
-      <w:proofErr w:type="spellStart"/>
-      <w:proofErr w:type="gramStart"/>
-      <w:r>
-        <w:rPr>
-          <w:rFonts w:eastAsia="Times New Roman" w:cs="Times New Roman"/>
-          <w:sz w:val="24"/>
-          <w:szCs w:val="24"/>
-        </w:rPr>
-        <w:t>getIdToken</w:t>
-      </w:r>
-      <w:proofErr w:type="spellEnd"/>
-      <w:r>
-        <w:rPr>
-          <w:rFonts w:eastAsia="Times New Roman" w:cs="Times New Roman"/>
-          <w:sz w:val="24"/>
-          <w:szCs w:val="24"/>
-        </w:rPr>
-        <w:t>(</w:t>
-      </w:r>
-      <w:proofErr w:type="gramEnd"/>
-      <w:r>
-        <w:rPr>
-          <w:rFonts w:eastAsia="Times New Roman" w:cs="Times New Roman"/>
-          <w:sz w:val="24"/>
-          <w:szCs w:val="24"/>
-        </w:rPr>
-        <w:t>) una vez que el usuario se ha autenticado con Google, y lo envía al backend como parte de la solicitud de inicio de sesión con Google.</w:t>
+        <w:t>El token de identificación de Firebase (Firebase ID Token) es un token firmado que Firebase emite una vez que el usuario se autentica correctamente. Este token contiene las declaraciones sobre la identidad del usuario, como su identificador único (uid), su correo electrónico, su nombre y su fotografía. El frontend obtiene este token mediante el método getIdToken() una vez que el usuario se ha autenticado con Google, y lo envía al backend como parte de la solicitud de inicio de sesión con Google.</w:t>
       </w:r>
     </w:p>
     <w:p>
@@ -3217,89 +2546,7 @@
           <w:sz w:val="24"/>
           <w:szCs w:val="24"/>
         </w:rPr>
-        <w:t>En el backend, un servicio dedicado (</w:t>
-      </w:r>
-      <w:proofErr w:type="spellStart"/>
-      <w:r>
-        <w:rPr>
-          <w:rFonts w:eastAsia="Times New Roman" w:cs="Times New Roman"/>
-          <w:sz w:val="24"/>
-          <w:szCs w:val="24"/>
-        </w:rPr>
-        <w:t>FirebaseTokenService</w:t>
-      </w:r>
-      <w:proofErr w:type="spellEnd"/>
-      <w:r>
-        <w:rPr>
-          <w:rFonts w:eastAsia="Times New Roman" w:cs="Times New Roman"/>
-          <w:sz w:val="24"/>
-          <w:szCs w:val="24"/>
-        </w:rPr>
-        <w:t xml:space="preserve">) se encarga de validar este token mediante el método </w:t>
-      </w:r>
-      <w:proofErr w:type="spellStart"/>
-      <w:r>
-        <w:rPr>
-          <w:rFonts w:eastAsia="Times New Roman" w:cs="Times New Roman"/>
-          <w:sz w:val="24"/>
-          <w:szCs w:val="24"/>
-        </w:rPr>
-        <w:t>verifyIdToken</w:t>
-      </w:r>
-      <w:proofErr w:type="spellEnd"/>
-      <w:r>
-        <w:rPr>
-          <w:rFonts w:eastAsia="Times New Roman" w:cs="Times New Roman"/>
-          <w:sz w:val="24"/>
-          <w:szCs w:val="24"/>
-        </w:rPr>
-        <w:t xml:space="preserve"> del SDK de administración (</w:t>
-      </w:r>
-      <w:proofErr w:type="spellStart"/>
-      <w:r>
-        <w:rPr>
-          <w:rFonts w:eastAsia="Times New Roman" w:cs="Times New Roman"/>
-          <w:sz w:val="24"/>
-          <w:szCs w:val="24"/>
-        </w:rPr>
-        <w:t>FirebaseAuth.getInstance</w:t>
-      </w:r>
-      <w:proofErr w:type="spellEnd"/>
-      <w:r>
-        <w:rPr>
-          <w:rFonts w:eastAsia="Times New Roman" w:cs="Times New Roman"/>
-          <w:sz w:val="24"/>
-          <w:szCs w:val="24"/>
-        </w:rPr>
-        <w:t>(</w:t>
-      </w:r>
-      <w:proofErr w:type="gramStart"/>
-      <w:r>
-        <w:rPr>
-          <w:rFonts w:eastAsia="Times New Roman" w:cs="Times New Roman"/>
-          <w:sz w:val="24"/>
-          <w:szCs w:val="24"/>
-        </w:rPr>
-        <w:t>).</w:t>
-      </w:r>
-      <w:proofErr w:type="spellStart"/>
-      <w:r>
-        <w:rPr>
-          <w:rFonts w:eastAsia="Times New Roman" w:cs="Times New Roman"/>
-          <w:sz w:val="24"/>
-          <w:szCs w:val="24"/>
-        </w:rPr>
-        <w:t>verifyIdToken</w:t>
-      </w:r>
-      <w:proofErr w:type="spellEnd"/>
-      <w:proofErr w:type="gramEnd"/>
-      <w:r>
-        <w:rPr>
-          <w:rFonts w:eastAsia="Times New Roman" w:cs="Times New Roman"/>
-          <w:sz w:val="24"/>
-          <w:szCs w:val="24"/>
-        </w:rPr>
-        <w:t>). Esta operación verifica la firma criptográfica del token, su emisor y su fecha de expiración, garantizando que el token es legítimo y no ha caducado. Si la verificación falla o el token ha expirado, el servicio lanza una excepción que se traduce en una respuesta de error con código HTTP 400 (solicitud no válida). Una vez validado, se extraen los datos del usuario a partir de la declaración del token, entre los que destacan:</w:t>
+        <w:t>En el backend, un servicio dedicado (FirebaseTokenService) se encarga de validar este token mediante el método verifyIdToken del SDK de administración (FirebaseAuth.getInstance().verifyIdToken). Esta operación verifica la firma criptográfica del token, su emisor y su fecha de expiración, garantizando que el token es legítimo y no ha caducado. Si la verificación falla o el token ha expirado, el servicio lanza una excepción que se traduce en una respuesta de error con código HTTP 400 (solicitud no válida). Una vez validado, se extraen los datos del usuario a partir de la declaración del token, entre los que destacan:</w:t>
       </w:r>
     </w:p>
     <w:p>
@@ -3452,30 +2699,12 @@
             <w:pPr>
               <w:spacing w:before="30" w:after="30"/>
             </w:pPr>
-            <w:proofErr w:type="spellStart"/>
-            <w:proofErr w:type="gramStart"/>
             <w:r>
               <w:rPr>
                 <w:rFonts w:eastAsia="Times New Roman" w:cs="Times New Roman"/>
                 <w:sz w:val="22"/>
               </w:rPr>
-              <w:t>getEmail</w:t>
-            </w:r>
-            <w:proofErr w:type="spellEnd"/>
-            <w:r>
-              <w:rPr>
-                <w:rFonts w:eastAsia="Times New Roman" w:cs="Times New Roman"/>
-                <w:sz w:val="22"/>
-              </w:rPr>
-              <w:t>(</w:t>
-            </w:r>
-            <w:proofErr w:type="gramEnd"/>
-            <w:r>
-              <w:rPr>
-                <w:rFonts w:eastAsia="Times New Roman" w:cs="Times New Roman"/>
-                <w:sz w:val="22"/>
-              </w:rPr>
-              <w:t>)</w:t>
+              <w:t>getEmail()</w:t>
             </w:r>
           </w:p>
         </w:tc>
@@ -3523,30 +2752,12 @@
             <w:pPr>
               <w:spacing w:before="30" w:after="30"/>
             </w:pPr>
-            <w:proofErr w:type="spellStart"/>
-            <w:proofErr w:type="gramStart"/>
             <w:r>
               <w:rPr>
                 <w:rFonts w:eastAsia="Times New Roman" w:cs="Times New Roman"/>
                 <w:sz w:val="22"/>
               </w:rPr>
-              <w:t>getName</w:t>
-            </w:r>
-            <w:proofErr w:type="spellEnd"/>
-            <w:r>
-              <w:rPr>
-                <w:rFonts w:eastAsia="Times New Roman" w:cs="Times New Roman"/>
-                <w:sz w:val="22"/>
-              </w:rPr>
-              <w:t>(</w:t>
-            </w:r>
-            <w:proofErr w:type="gramEnd"/>
-            <w:r>
-              <w:rPr>
-                <w:rFonts w:eastAsia="Times New Roman" w:cs="Times New Roman"/>
-                <w:sz w:val="22"/>
-              </w:rPr>
-              <w:t>)</w:t>
+              <w:t>getName()</w:t>
             </w:r>
           </w:p>
         </w:tc>
@@ -3563,23 +2774,7 @@
                 <w:rFonts w:eastAsia="Times New Roman" w:cs="Times New Roman"/>
                 <w:sz w:val="22"/>
               </w:rPr>
-              <w:t xml:space="preserve">Se asigna al campo </w:t>
-            </w:r>
-            <w:proofErr w:type="spellStart"/>
-            <w:r>
-              <w:rPr>
-                <w:rFonts w:eastAsia="Times New Roman" w:cs="Times New Roman"/>
-                <w:sz w:val="22"/>
-              </w:rPr>
-              <w:t>fullName</w:t>
-            </w:r>
-            <w:proofErr w:type="spellEnd"/>
-            <w:r>
-              <w:rPr>
-                <w:rFonts w:eastAsia="Times New Roman" w:cs="Times New Roman"/>
-                <w:sz w:val="22"/>
-              </w:rPr>
-              <w:t xml:space="preserve"> del usuario</w:t>
+              <w:t>Se asigna al campo fullName del usuario</w:t>
             </w:r>
           </w:p>
         </w:tc>
@@ -3610,30 +2805,12 @@
             <w:pPr>
               <w:spacing w:before="30" w:after="30"/>
             </w:pPr>
-            <w:proofErr w:type="spellStart"/>
-            <w:proofErr w:type="gramStart"/>
             <w:r>
               <w:rPr>
                 <w:rFonts w:eastAsia="Times New Roman" w:cs="Times New Roman"/>
                 <w:sz w:val="22"/>
               </w:rPr>
-              <w:t>getUid</w:t>
-            </w:r>
-            <w:proofErr w:type="spellEnd"/>
-            <w:r>
-              <w:rPr>
-                <w:rFonts w:eastAsia="Times New Roman" w:cs="Times New Roman"/>
-                <w:sz w:val="22"/>
-              </w:rPr>
-              <w:t>(</w:t>
-            </w:r>
-            <w:proofErr w:type="gramEnd"/>
-            <w:r>
-              <w:rPr>
-                <w:rFonts w:eastAsia="Times New Roman" w:cs="Times New Roman"/>
-                <w:sz w:val="22"/>
-              </w:rPr>
-              <w:t>)</w:t>
+              <w:t>getUid()</w:t>
             </w:r>
           </w:p>
         </w:tc>
@@ -3650,23 +2827,7 @@
                 <w:rFonts w:eastAsia="Times New Roman" w:cs="Times New Roman"/>
                 <w:sz w:val="22"/>
               </w:rPr>
-              <w:t xml:space="preserve">Se almacena como </w:t>
-            </w:r>
-            <w:proofErr w:type="spellStart"/>
-            <w:r>
-              <w:rPr>
-                <w:rFonts w:eastAsia="Times New Roman" w:cs="Times New Roman"/>
-                <w:sz w:val="22"/>
-              </w:rPr>
-              <w:t>providerId</w:t>
-            </w:r>
-            <w:proofErr w:type="spellEnd"/>
-            <w:r>
-              <w:rPr>
-                <w:rFonts w:eastAsia="Times New Roman" w:cs="Times New Roman"/>
-                <w:sz w:val="22"/>
-              </w:rPr>
-              <w:t xml:space="preserve"> para relacionar la cuenta con Google</w:t>
+              <w:t>Se almacena como providerId para relacionar la cuenta con Google</w:t>
             </w:r>
           </w:p>
         </w:tc>
@@ -3697,30 +2858,12 @@
             <w:pPr>
               <w:spacing w:before="30" w:after="30"/>
             </w:pPr>
-            <w:proofErr w:type="spellStart"/>
-            <w:proofErr w:type="gramStart"/>
             <w:r>
               <w:rPr>
                 <w:rFonts w:eastAsia="Times New Roman" w:cs="Times New Roman"/>
                 <w:sz w:val="22"/>
               </w:rPr>
-              <w:t>getPicture</w:t>
-            </w:r>
-            <w:proofErr w:type="spellEnd"/>
-            <w:r>
-              <w:rPr>
-                <w:rFonts w:eastAsia="Times New Roman" w:cs="Times New Roman"/>
-                <w:sz w:val="22"/>
-              </w:rPr>
-              <w:t>(</w:t>
-            </w:r>
-            <w:proofErr w:type="gramEnd"/>
-            <w:r>
-              <w:rPr>
-                <w:rFonts w:eastAsia="Times New Roman" w:cs="Times New Roman"/>
-                <w:sz w:val="22"/>
-              </w:rPr>
-              <w:t>)</w:t>
+              <w:t>getPicture()</w:t>
             </w:r>
           </w:p>
         </w:tc>
@@ -3737,23 +2880,7 @@
                 <w:rFonts w:eastAsia="Times New Roman" w:cs="Times New Roman"/>
                 <w:sz w:val="22"/>
               </w:rPr>
-              <w:t xml:space="preserve">Se asigna a </w:t>
-            </w:r>
-            <w:proofErr w:type="spellStart"/>
-            <w:r>
-              <w:rPr>
-                <w:rFonts w:eastAsia="Times New Roman" w:cs="Times New Roman"/>
-                <w:sz w:val="22"/>
-              </w:rPr>
-              <w:t>photoUrl</w:t>
-            </w:r>
-            <w:proofErr w:type="spellEnd"/>
-            <w:r>
-              <w:rPr>
-                <w:rFonts w:eastAsia="Times New Roman" w:cs="Times New Roman"/>
-                <w:sz w:val="22"/>
-              </w:rPr>
-              <w:t xml:space="preserve"> cuando el usuario no posee una</w:t>
+              <w:t>Se asigna a photoUrl cuando el usuario no posee una</w:t>
             </w:r>
           </w:p>
         </w:tc>
@@ -3810,25 +2937,7 @@
           <w:sz w:val="24"/>
           <w:szCs w:val="24"/>
         </w:rPr>
-        <w:t xml:space="preserve">La integración con Firebase requiere de una serie de valores de configuración. En el frontend estos valores se inyectan mediante variables de entorno con el prefijo EXPO_PUBLIC_, y en el backend mediante la variable de entorno FIREBASE_CREDENTIALS_JSON o el archivo de credenciales en el </w:t>
-      </w:r>
-      <w:proofErr w:type="spellStart"/>
-      <w:r>
-        <w:rPr>
-          <w:rFonts w:eastAsia="Times New Roman" w:cs="Times New Roman"/>
-          <w:sz w:val="24"/>
-          <w:szCs w:val="24"/>
-        </w:rPr>
-        <w:t>classpath</w:t>
-      </w:r>
-      <w:proofErr w:type="spellEnd"/>
-      <w:r>
-        <w:rPr>
-          <w:rFonts w:eastAsia="Times New Roman" w:cs="Times New Roman"/>
-          <w:sz w:val="24"/>
-          <w:szCs w:val="24"/>
-        </w:rPr>
-        <w:t>. La siguiente tabla resume las variables y credenciales implicadas en el proceso de autenticación:</w:t>
+        <w:t>La integración con Firebase requiere de una serie de valores de configuración. En el frontend estos valores se inyectan mediante variables de entorno con el prefijo EXPO_PUBLIC_, y en el backend mediante la variable de entorno FIREBASE_CREDENTIALS_JSON o el archivo de credenciales en el classpath. La siguiente tabla resume las variables y credenciales implicadas en el proceso de autenticación:</w:t>
       </w:r>
     </w:p>
     <w:p/>
@@ -4128,21 +3237,12 @@
             <w:pPr>
               <w:spacing w:before="30" w:after="30"/>
             </w:pPr>
-            <w:proofErr w:type="spellStart"/>
             <w:r>
               <w:rPr>
                 <w:rFonts w:eastAsia="Times New Roman" w:cs="Times New Roman"/>
                 <w:sz w:val="22"/>
               </w:rPr>
-              <w:t>Bucket</w:t>
-            </w:r>
-            <w:proofErr w:type="spellEnd"/>
-            <w:r>
-              <w:rPr>
-                <w:rFonts w:eastAsia="Times New Roman" w:cs="Times New Roman"/>
-                <w:sz w:val="22"/>
-              </w:rPr>
-              <w:t xml:space="preserve"> de almacenamiento (referencia del proyecto)</w:t>
+              <w:t>Bucket de almacenamiento (referencia del proyecto)</w:t>
             </w:r>
           </w:p>
         </w:tc>
@@ -4475,24 +3575,13 @@
             <w:pPr>
               <w:spacing w:before="30" w:after="30"/>
             </w:pPr>
-            <w:proofErr w:type="spellStart"/>
             <w:r>
               <w:rPr>
                 <w:rFonts w:eastAsia="Times New Roman" w:cs="Times New Roman"/>
                 <w:sz w:val="22"/>
               </w:rPr>
-              <w:t>firebase-</w:t>
-            </w:r>
-            <w:proofErr w:type="gramStart"/>
-            <w:r>
-              <w:rPr>
-                <w:rFonts w:eastAsia="Times New Roman" w:cs="Times New Roman"/>
-                <w:sz w:val="22"/>
-              </w:rPr>
-              <w:t>credentials.json</w:t>
-            </w:r>
-            <w:proofErr w:type="spellEnd"/>
-            <w:proofErr w:type="gramEnd"/>
+              <w:t>firebase-credentials.json</w:t>
+            </w:r>
           </w:p>
         </w:tc>
         <w:tc>
@@ -4525,23 +3614,7 @@
                 <w:rFonts w:eastAsia="Times New Roman" w:cs="Times New Roman"/>
                 <w:sz w:val="22"/>
               </w:rPr>
-              <w:t>Archivo de credenciales de la cuenta de servicio (</w:t>
-            </w:r>
-            <w:proofErr w:type="spellStart"/>
-            <w:r>
-              <w:rPr>
-                <w:rFonts w:eastAsia="Times New Roman" w:cs="Times New Roman"/>
-                <w:sz w:val="22"/>
-              </w:rPr>
-              <w:t>classpath</w:t>
-            </w:r>
-            <w:proofErr w:type="spellEnd"/>
-            <w:r>
-              <w:rPr>
-                <w:rFonts w:eastAsia="Times New Roman" w:cs="Times New Roman"/>
-                <w:sz w:val="22"/>
-              </w:rPr>
-              <w:t>)</w:t>
+              <w:t>Archivo de credenciales de la cuenta de servicio (classpath)</w:t>
             </w:r>
           </w:p>
         </w:tc>
@@ -4555,24 +3628,13 @@
             <w:pPr>
               <w:spacing w:before="30" w:after="30"/>
             </w:pPr>
-            <w:proofErr w:type="spellStart"/>
             <w:r>
               <w:rPr>
                 <w:rFonts w:eastAsia="Times New Roman" w:cs="Times New Roman"/>
                 <w:sz w:val="22"/>
               </w:rPr>
-              <w:t>google-</w:t>
-            </w:r>
-            <w:proofErr w:type="gramStart"/>
-            <w:r>
-              <w:rPr>
-                <w:rFonts w:eastAsia="Times New Roman" w:cs="Times New Roman"/>
-                <w:sz w:val="22"/>
-              </w:rPr>
-              <w:t>services.json</w:t>
-            </w:r>
-            <w:proofErr w:type="spellEnd"/>
-            <w:proofErr w:type="gramEnd"/>
+              <w:t>google-services.json</w:t>
+            </w:r>
           </w:p>
         </w:tc>
         <w:tc>
@@ -4628,25 +3690,7 @@
           <w:sz w:val="24"/>
           <w:szCs w:val="24"/>
         </w:rPr>
-        <w:t xml:space="preserve">Resulta fundamental custodiar correctamente las credenciales sensibles. Las variables con valores públicos (prefijo EXPO_PUBLIC_) no se consideran secretos, pero el archivo de la cuenta de servicio y los </w:t>
-      </w:r>
-      <w:proofErr w:type="spellStart"/>
-      <w:r>
-        <w:rPr>
-          <w:rFonts w:eastAsia="Times New Roman" w:cs="Times New Roman"/>
-          <w:sz w:val="24"/>
-          <w:szCs w:val="24"/>
-        </w:rPr>
-        <w:t>IDs</w:t>
-      </w:r>
-      <w:proofErr w:type="spellEnd"/>
-      <w:r>
-        <w:rPr>
-          <w:rFonts w:eastAsia="Times New Roman" w:cs="Times New Roman"/>
-          <w:sz w:val="24"/>
-          <w:szCs w:val="24"/>
-        </w:rPr>
-        <w:t xml:space="preserve"> de cliente no deben quedar expuestos en el repositorio. En el backend, el uso de la variable de entorno FIREBASE_CREDENTIALS_JSON permite desplegar la aplicación sin necesidad de incluir el archivo de credenciales en el repositorio o en la imagen de despliegue.</w:t>
+        <w:t>Resulta fundamental custodiar correctamente las credenciales sensibles. Las variables con valores públicos (prefijo EXPO_PUBLIC_) no se consideran secretos, pero el archivo de la cuenta de servicio y los IDs de cliente no deben quedar expuestos en el repositorio. En el backend, el uso de la variable de entorno FIREBASE_CREDENTIALS_JSON permite desplegar la aplicación sin necesidad de incluir el archivo de credenciales en el repositorio o en la imagen de despliegue.</w:t>
       </w:r>
     </w:p>
     <w:p>
@@ -10680,6 +9724,12 @@
 </file>
 
 <file path=customXml/item1.xml><?xml version="1.0" encoding="utf-8"?>
+<go:gDocsCustomXmlDataStorage xmlns:go="http://customooxmlschemas.google.com/" xmlns:r="http://schemas.openxmlformats.org/officeDocument/2006/relationships" uri="GoogleDocsCustomDataVersion2">
+  <go:docsCustomData xmlns:go="http://customooxmlschemas.google.com/" roundtripDataSignature="AMtx7mi9d+hB7Yr5xbgsLmNWLWBp+ZE0pA==">CgMxLjAyDmgucTN2NzA2eG5kbmd2Mg5oLmt3bTJka3VkZzlmejgAciExQXU0QTJUc0Z4RFFfZjVvQkJHWk1rcEIzQ01SMG5jazY=</go:docsCustomData>
+</go:gDocsCustomXmlDataStorage>
+</file>
+
+<file path=customXml/item2.xml><?xml version="1.0" encoding="utf-8"?>
 <b:Sources xmlns:b="http://schemas.openxmlformats.org/officeDocument/2006/bibliography" xmlns="http://schemas.openxmlformats.org/officeDocument/2006/bibliography" SelectedStyle="\APASixthEditionOfficeOnline.xsl" StyleName="APA" Version="6">
   <b:Source>
     <b:Tag>Fir25</b:Tag>
@@ -10756,25 +9806,19 @@
 </b:Sources>
 </file>
 
-<file path=customXml/item2.xml><?xml version="1.0" encoding="utf-8"?>
-<go:gDocsCustomXmlDataStorage xmlns:go="http://customooxmlschemas.google.com/" xmlns:r="http://schemas.openxmlformats.org/officeDocument/2006/relationships" uri="GoogleDocsCustomDataVersion2">
-  <go:docsCustomData xmlns:go="http://customooxmlschemas.google.com/" roundtripDataSignature="AMtx7mi9d+hB7Yr5xbgsLmNWLWBp+ZE0pA==">CgMxLjAyDmgucTN2NzA2eG5kbmd2Mg5oLmt3bTJka3VkZzlmejgAciExQXU0QTJUc0Z4RFFfZjVvQkJHWk1rcEIzQ01SMG5jazY=</go:docsCustomData>
-</go:gDocsCustomXmlDataStorage>
-</file>
-
 <file path=customXml/itemProps1.xml><?xml version="1.0" encoding="utf-8"?>
-<ds:datastoreItem xmlns:ds="http://schemas.openxmlformats.org/officeDocument/2006/customXml" ds:itemID="{F299E7CF-1E68-4DAE-BE9C-6FBA84374683}">
-  <ds:schemaRefs>
-    <ds:schemaRef ds:uri="http://schemas.openxmlformats.org/officeDocument/2006/bibliography"/>
-  </ds:schemaRefs>
-</ds:datastoreItem>
-</file>
-
-<file path=customXml/itemProps2.xml><?xml version="1.0" encoding="utf-8"?>
 <ds:datastoreItem xmlns:ds="http://schemas.openxmlformats.org/officeDocument/2006/customXml" ds:itemID="{11111111-1234-1234-1234-123412341234}">
   <ds:schemaRefs>
     <ds:schemaRef ds:uri="http://customooxmlschemas.google.com/"/>
     <ds:schemaRef ds:uri="http://schemas.openxmlformats.org/officeDocument/2006/relationships"/>
   </ds:schemaRefs>
 </ds:datastoreItem>
+</file>
+
+<file path=customXml/itemProps2.xml><?xml version="1.0" encoding="utf-8"?>
+<ds:datastoreItem xmlns:ds="http://schemas.openxmlformats.org/officeDocument/2006/customXml" ds:itemID="{F299E7CF-1E68-4DAE-BE9C-6FBA84374683}">
+  <ds:schemaRefs>
+    <ds:schemaRef ds:uri="http://schemas.openxmlformats.org/officeDocument/2006/bibliography"/>
+  </ds:schemaRefs>
+</ds:datastoreItem>
 </file>